--- a/test/_Rådhusvagten/RUNDERINGSBESKRIVELSER/Vesterbrogade 121/Runderingsbeskrivelse for Sundhedshus Vesterbro.docx
+++ b/test/_Rådhusvagten/RUNDERINGSBESKRIVELSER/Vesterbrogade 121/Runderingsbeskrivelse for Sundhedshus Vesterbro.docx
@@ -1323,23 +1323,7 @@
                 <w:rFonts w:ascii="Gill Sans MT" w:hAnsi="Gill Sans MT"/>
                 <w:sz w:val="22"/>
               </w:rPr>
-              <w:t xml:space="preserve">John </w:t>
-            </w:r>
-            <w:proofErr w:type="spellStart"/>
-            <w:r>
-              <w:rPr>
-                <w:rFonts w:ascii="Gill Sans MT" w:hAnsi="Gill Sans MT"/>
-                <w:sz w:val="22"/>
-              </w:rPr>
-              <w:t>Cuenca</w:t>
-            </w:r>
-            <w:proofErr w:type="spellEnd"/>
-            <w:r>
-              <w:rPr>
-                <w:rFonts w:ascii="Gill Sans MT" w:hAnsi="Gill Sans MT"/>
-                <w:sz w:val="22"/>
-              </w:rPr>
-              <w:t xml:space="preserve"> (</w:t>
+              <w:t>John Cuenca (</w:t>
             </w:r>
             <w:r>
               <w:rPr>
@@ -2075,7 +2059,7 @@
               </wp:anchor>
             </w:drawing>
           </mc:Choice>
-          <mc:Fallback xmlns:a="http://schemas.openxmlformats.org/drawingml/2006/main" xmlns:pic="http://schemas.openxmlformats.org/drawingml/2006/picture" xmlns:a14="http://schemas.microsoft.com/office/drawing/2010/main">
+          <mc:Fallback xmlns:a14="http://schemas.microsoft.com/office/drawing/2010/main" xmlns:pic="http://schemas.openxmlformats.org/drawingml/2006/picture" xmlns:a="http://schemas.openxmlformats.org/drawingml/2006/main">
             <w:pict>
               <v:shapetype id="_x0000_t32" coordsize="21600,21600" o:oned="t" filled="f" o:spt="32" path="m,l21600,21600e" w14:anchorId="23411262">
                 <v:path fillok="f" arrowok="t" o:connecttype="none"/>
@@ -2155,7 +2139,7 @@
               </wp:anchor>
             </w:drawing>
           </mc:Choice>
-          <mc:Fallback xmlns:a="http://schemas.openxmlformats.org/drawingml/2006/main" xmlns:pic="http://schemas.openxmlformats.org/drawingml/2006/picture" xmlns:a14="http://schemas.microsoft.com/office/drawing/2010/main">
+          <mc:Fallback xmlns:a14="http://schemas.microsoft.com/office/drawing/2010/main" xmlns:pic="http://schemas.openxmlformats.org/drawingml/2006/picture" xmlns:a="http://schemas.openxmlformats.org/drawingml/2006/main">
             <w:pict>
               <v:shape id="AutoShape 3" style="position:absolute;margin-left:97.05pt;margin-top:120.1pt;width:64.5pt;height:9.05pt;flip:x;z-index:251662336;visibility:visible;mso-wrap-style:square;mso-width-percent:0;mso-height-percent:0;mso-wrap-distance-left:9pt;mso-wrap-distance-top:0;mso-wrap-distance-right:9pt;mso-wrap-distance-bottom:0;mso-position-horizontal:absolute;mso-position-horizontal-relative:text;mso-position-vertical:absolute;mso-position-vertical-relative:text;mso-width-percent:0;mso-height-percent:0;mso-width-relative:page;mso-height-relative:page" o:spid="_x0000_s1026" strokecolor="red" strokeweight="4pt" type="#_x0000_t32" o:gfxdata="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" w14:anchorId="03556168">
                 <v:stroke endarrow="open" endarrowwidth="wide" endarrowlength="long"/>
@@ -2373,7 +2357,7 @@
               </wp:anchor>
             </w:drawing>
           </mc:Choice>
-          <mc:Fallback xmlns:a="http://schemas.openxmlformats.org/drawingml/2006/main" xmlns:pic="http://schemas.openxmlformats.org/drawingml/2006/picture" xmlns:a14="http://schemas.microsoft.com/office/drawing/2010/main">
+          <mc:Fallback xmlns:a14="http://schemas.microsoft.com/office/drawing/2010/main" xmlns:pic="http://schemas.openxmlformats.org/drawingml/2006/picture" xmlns:a="http://schemas.openxmlformats.org/drawingml/2006/main">
             <w:pict>
               <v:shape id="AutoShape 7" style="position:absolute;margin-left:318.35pt;margin-top:24.85pt;width:.05pt;height:16.5pt;z-index:251666432;visibility:visible;mso-wrap-style:square;mso-width-percent:0;mso-height-percent:0;mso-wrap-distance-left:9pt;mso-wrap-distance-top:0;mso-wrap-distance-right:9pt;mso-wrap-distance-bottom:0;mso-position-horizontal:absolute;mso-position-horizontal-relative:text;mso-position-vertical:absolute;mso-position-vertical-relative:text;mso-width-percent:0;mso-height-percent:0;mso-width-relative:page;mso-height-relative:page" o:spid="_x0000_s1026" type="#_x0000_t32" o:gfxdata="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" w14:anchorId="21DB4496">
                 <v:stroke endarrow="block"/>
@@ -2448,7 +2432,7 @@
               </wp:anchor>
             </w:drawing>
           </mc:Choice>
-          <mc:Fallback xmlns:a="http://schemas.openxmlformats.org/drawingml/2006/main" xmlns:pic="http://schemas.openxmlformats.org/drawingml/2006/picture" xmlns:a14="http://schemas.microsoft.com/office/drawing/2010/main">
+          <mc:Fallback xmlns:a14="http://schemas.microsoft.com/office/drawing/2010/main" xmlns:pic="http://schemas.openxmlformats.org/drawingml/2006/picture" xmlns:a="http://schemas.openxmlformats.org/drawingml/2006/main">
             <w:pict>
               <v:shape id="AutoShape 6" style="position:absolute;margin-left:309.3pt;margin-top:24.85pt;width:0;height:16.5pt;flip:y;z-index:251665408;visibility:visible;mso-wrap-style:square;mso-width-percent:0;mso-height-percent:0;mso-wrap-distance-left:9pt;mso-wrap-distance-top:0;mso-wrap-distance-right:9pt;mso-wrap-distance-bottom:0;mso-position-horizontal:absolute;mso-position-horizontal-relative:text;mso-position-vertical:absolute;mso-position-vertical-relative:text;mso-width-percent:0;mso-height-percent:0;mso-width-relative:page;mso-height-relative:page" o:spid="_x0000_s1026" type="#_x0000_t32" o:gfxdata="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" w14:anchorId="51971771">
                 <v:stroke endarrow="block"/>
@@ -2865,7 +2849,7 @@
               </wp:anchor>
             </w:drawing>
           </mc:Choice>
-          <mc:Fallback xmlns:a="http://schemas.openxmlformats.org/drawingml/2006/main" xmlns:pic="http://schemas.openxmlformats.org/drawingml/2006/picture" xmlns:a14="http://schemas.microsoft.com/office/drawing/2010/main">
+          <mc:Fallback xmlns:a14="http://schemas.microsoft.com/office/drawing/2010/main" xmlns:pic="http://schemas.openxmlformats.org/drawingml/2006/picture" xmlns:a="http://schemas.openxmlformats.org/drawingml/2006/main">
             <w:pict>
               <v:shape id="AutoShape 15" style="position:absolute;margin-left:69.9pt;margin-top:54.6pt;width:64.5pt;height:9.05pt;flip:x;z-index:251676672;visibility:visible;mso-wrap-style:square;mso-width-percent:0;mso-height-percent:0;mso-wrap-distance-left:9pt;mso-wrap-distance-top:0;mso-wrap-distance-right:9pt;mso-wrap-distance-bottom:0;mso-position-horizontal:absolute;mso-position-horizontal-relative:text;mso-position-vertical:absolute;mso-position-vertical-relative:text;mso-width-percent:0;mso-height-percent:0;mso-width-relative:page;mso-height-relative:page" o:spid="_x0000_s1026" strokecolor="red" strokeweight="4pt" type="#_x0000_t32" o:gfxdata="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" w14:anchorId="6A658029">
                 <v:stroke endarrow="open" endarrowwidth="wide" endarrowlength="long"/>
@@ -3088,7 +3072,7 @@
               </wp:anchor>
             </w:drawing>
           </mc:Choice>
-          <mc:Fallback xmlns:a="http://schemas.openxmlformats.org/drawingml/2006/main" xmlns:pic="http://schemas.openxmlformats.org/drawingml/2006/picture" xmlns:a14="http://schemas.microsoft.com/office/drawing/2010/main">
+          <mc:Fallback xmlns:a14="http://schemas.microsoft.com/office/drawing/2010/main" xmlns:pic="http://schemas.openxmlformats.org/drawingml/2006/picture" xmlns:a="http://schemas.openxmlformats.org/drawingml/2006/main">
             <w:pict>
               <v:shape id="AutoShape 16" style="position:absolute;margin-left:81.55pt;margin-top:109.95pt;width:64.5pt;height:9.05pt;flip:x;z-index:251677696;visibility:visible;mso-wrap-style:square;mso-width-percent:0;mso-height-percent:0;mso-wrap-distance-left:9pt;mso-wrap-distance-top:0;mso-wrap-distance-right:9pt;mso-wrap-distance-bottom:0;mso-position-horizontal:absolute;mso-position-horizontal-relative:text;mso-position-vertical:absolute;mso-position-vertical-relative:text;mso-width-percent:0;mso-height-percent:0;mso-width-relative:page;mso-height-relative:page" o:spid="_x0000_s1026" strokecolor="red" strokeweight="4pt" type="#_x0000_t32" o:gfxdata="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" w14:anchorId="55FE0B15">
                 <v:stroke endarrow="open" endarrowwidth="wide" endarrowlength="long"/>
@@ -3287,7 +3271,7 @@
               </wp:anchor>
             </w:drawing>
           </mc:Choice>
-          <mc:Fallback xmlns:a="http://schemas.openxmlformats.org/drawingml/2006/main" xmlns:pic="http://schemas.openxmlformats.org/drawingml/2006/picture" xmlns:a14="http://schemas.microsoft.com/office/drawing/2010/main">
+          <mc:Fallback xmlns:a14="http://schemas.microsoft.com/office/drawing/2010/main" xmlns:pic="http://schemas.openxmlformats.org/drawingml/2006/picture" xmlns:a="http://schemas.openxmlformats.org/drawingml/2006/main">
             <w:pict>
               <v:shape id="AutoShape 14" style="position:absolute;margin-left:88.05pt;margin-top:51.8pt;width:64.5pt;height:9.05pt;flip:x;z-index:251675648;visibility:visible;mso-wrap-style:square;mso-width-percent:0;mso-height-percent:0;mso-wrap-distance-left:9pt;mso-wrap-distance-top:0;mso-wrap-distance-right:9pt;mso-wrap-distance-bottom:0;mso-position-horizontal:absolute;mso-position-horizontal-relative:text;mso-position-vertical:absolute;mso-position-vertical-relative:text;mso-width-percent:0;mso-height-percent:0;mso-width-relative:page;mso-height-relative:page" o:spid="_x0000_s1026" strokecolor="red" strokeweight="4pt" type="#_x0000_t32" o:gfxdata="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" w14:anchorId="07DDDDF0">
                 <v:stroke endarrow="open" endarrowwidth="wide" endarrowlength="long"/>
@@ -3364,7 +3348,7 @@
               </wp:anchor>
             </w:drawing>
           </mc:Choice>
-          <mc:Fallback xmlns:a="http://schemas.openxmlformats.org/drawingml/2006/main" xmlns:pic="http://schemas.openxmlformats.org/drawingml/2006/picture" xmlns:a14="http://schemas.microsoft.com/office/drawing/2010/main">
+          <mc:Fallback xmlns:a14="http://schemas.microsoft.com/office/drawing/2010/main" xmlns:pic="http://schemas.openxmlformats.org/drawingml/2006/picture" xmlns:a="http://schemas.openxmlformats.org/drawingml/2006/main">
             <w:pict>
               <v:shape id="AutoShape 13" style="position:absolute;margin-left:88.05pt;margin-top:121.6pt;width:64.5pt;height:9.05pt;flip:x;z-index:251674624;visibility:visible;mso-wrap-style:square;mso-width-percent:0;mso-height-percent:0;mso-wrap-distance-left:9pt;mso-wrap-distance-top:0;mso-wrap-distance-right:9pt;mso-wrap-distance-bottom:0;mso-position-horizontal:absolute;mso-position-horizontal-relative:text;mso-position-vertical:absolute;mso-position-vertical-relative:text;mso-width-percent:0;mso-height-percent:0;mso-width-relative:page;mso-height-relative:page" o:spid="_x0000_s1026" strokecolor="red" strokeweight="4pt" type="#_x0000_t32" o:gfxdata="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" w14:anchorId="541A03DD">
                 <v:stroke endarrow="open" endarrowwidth="wide" endarrowlength="long"/>
@@ -3715,7 +3699,7 @@
               </wp:anchor>
             </w:drawing>
           </mc:Choice>
-          <mc:Fallback xmlns:a="http://schemas.openxmlformats.org/drawingml/2006/main" xmlns:pic="http://schemas.openxmlformats.org/drawingml/2006/picture" xmlns:a14="http://schemas.microsoft.com/office/drawing/2010/main">
+          <mc:Fallback xmlns:a14="http://schemas.microsoft.com/office/drawing/2010/main" xmlns:pic="http://schemas.openxmlformats.org/drawingml/2006/picture" xmlns:a="http://schemas.openxmlformats.org/drawingml/2006/main">
             <w:pict>
               <v:shape id="AutoShape 11" style="position:absolute;margin-left:104.3pt;margin-top:50.7pt;width:64.5pt;height:9.05pt;flip:x;z-index:251671552;visibility:visible;mso-wrap-style:square;mso-width-percent:0;mso-height-percent:0;mso-wrap-distance-left:9pt;mso-wrap-distance-top:0;mso-wrap-distance-right:9pt;mso-wrap-distance-bottom:0;mso-position-horizontal:absolute;mso-position-horizontal-relative:text;mso-position-vertical:absolute;mso-position-vertical-relative:text;mso-width-percent:0;mso-height-percent:0;mso-width-relative:page;mso-height-relative:page" o:spid="_x0000_s1026" strokecolor="red" strokeweight="4pt" type="#_x0000_t32" o:gfxdata="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" w14:anchorId="14E2F401">
                 <v:stroke endarrow="open" endarrowwidth="wide" endarrowlength="long"/>
@@ -3791,7 +3775,7 @@
               </wp:anchor>
             </w:drawing>
           </mc:Choice>
-          <mc:Fallback xmlns:a="http://schemas.openxmlformats.org/drawingml/2006/main" xmlns:pic="http://schemas.openxmlformats.org/drawingml/2006/picture" xmlns:a14="http://schemas.microsoft.com/office/drawing/2010/main">
+          <mc:Fallback xmlns:a14="http://schemas.microsoft.com/office/drawing/2010/main" xmlns:pic="http://schemas.openxmlformats.org/drawingml/2006/picture" xmlns:a="http://schemas.openxmlformats.org/drawingml/2006/main">
             <w:pict>
               <v:shape id="AutoShape 12" style="position:absolute;margin-left:112.05pt;margin-top:122.4pt;width:64.5pt;height:9.05pt;flip:x;z-index:251672576;visibility:visible;mso-wrap-style:square;mso-width-percent:0;mso-height-percent:0;mso-wrap-distance-left:9pt;mso-wrap-distance-top:0;mso-wrap-distance-right:9pt;mso-wrap-distance-bottom:0;mso-position-horizontal:absolute;mso-position-horizontal-relative:text;mso-position-vertical:absolute;mso-position-vertical-relative:text;mso-width-percent:0;mso-height-percent:0;mso-width-relative:page;mso-height-relative:page" o:spid="_x0000_s1026" strokecolor="red" strokeweight="4pt" type="#_x0000_t32" o:gfxdata="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" w14:anchorId="3C519BA8">
                 <v:stroke endarrow="open" endarrowwidth="wide" endarrowlength="long"/>
@@ -4325,7 +4309,6 @@
         <w:docPartUnique/>
       </w:docPartObj>
     </w:sdtPr>
-    <w:sdtEndPr/>
     <w:sdtContent>
       <w:p>
         <w:pPr>
@@ -6053,10 +6036,6 @@
 </file>
 
 <file path=customXml/item1.xml><?xml version="1.0" encoding="utf-8"?>
-<b:Sources xmlns:b="http://schemas.openxmlformats.org/officeDocument/2006/bibliography" xmlns="http://schemas.openxmlformats.org/officeDocument/2006/bibliography" SelectedStyle="\APASixthEditionOfficeOnline.xsl" StyleName="APA" Version="6"/>
-</file>
-
-<file path=customXml/item2.xml><?xml version="1.0" encoding="utf-8"?>
 <p:properties xmlns:p="http://schemas.microsoft.com/office/2006/metadata/properties" xmlns:xsi="http://www.w3.org/2001/XMLSchema-instance" xmlns:pc="http://schemas.microsoft.com/office/infopath/2007/PartnerControls">
   <documentManagement>
     <SharedWithUsers xmlns="45c24c4d-4de2-4a11-996b-ad1b02b5a53f">
@@ -6076,9 +6055,22 @@
 </p:properties>
 </file>
 
+<file path=customXml/item2.xml><?xml version="1.0" encoding="utf-8"?>
+<b:Sources xmlns:b="http://schemas.openxmlformats.org/officeDocument/2006/bibliography" xmlns="http://schemas.openxmlformats.org/officeDocument/2006/bibliography" SelectedStyle="\APASixthEditionOfficeOnline.xsl" StyleName="APA" Version="6"/>
+</file>
+
 <file path=customXml/item3.xml><?xml version="1.0" encoding="utf-8"?>
-<ct:contentTypeSchema xmlns:ct="http://schemas.microsoft.com/office/2006/metadata/contentType" xmlns:ma="http://schemas.microsoft.com/office/2006/metadata/properties/metaAttributes" ct:_="" ma:_="" ma:contentTypeName="Dokument" ma:contentTypeID="0x01010024556FA7B362AE4B8446F9CC073D5A4F" ma:contentTypeVersion="21" ma:contentTypeDescription="Opret et nyt dokument." ma:contentTypeScope="" ma:versionID="467063b90718cd49dd408c835f38b229">
-  <xsd:schema xmlns:xsd="http://www.w3.org/2001/XMLSchema" xmlns:xs="http://www.w3.org/2001/XMLSchema" xmlns:p="http://schemas.microsoft.com/office/2006/metadata/properties" xmlns:ns2="0f03729d-1f1c-4b43-bedd-870f9fd028b5" xmlns:ns3="45c24c4d-4de2-4a11-996b-ad1b02b5a53f" targetNamespace="http://schemas.microsoft.com/office/2006/metadata/properties" ma:root="true" ma:fieldsID="24f4f2b8d74e706168bd3cd90971a12c" ns2:_="" ns3:_="">
+<?mso-contentType ?>
+<FormTemplates xmlns="http://schemas.microsoft.com/sharepoint/v3/contenttype/forms">
+  <Display>DocumentLibraryForm</Display>
+  <Edit>DocumentLibraryForm</Edit>
+  <New>DocumentLibraryForm</New>
+</FormTemplates>
+</file>
+
+<file path=customXml/item4.xml><?xml version="1.0" encoding="utf-8"?>
+<ct:contentTypeSchema xmlns:ct="http://schemas.microsoft.com/office/2006/metadata/contentType" xmlns:ma="http://schemas.microsoft.com/office/2006/metadata/properties/metaAttributes" ct:_="" ma:_="" ma:contentTypeName="Dokument" ma:contentTypeID="0x01010024556FA7B362AE4B8446F9CC073D5A4F" ma:contentTypeVersion="21" ma:contentTypeDescription="Opret et nyt dokument." ma:contentTypeScope="" ma:versionID="29eb3a036b90b29db2fcb250f5ab1f36">
+  <xsd:schema xmlns:xsd="http://www.w3.org/2001/XMLSchema" xmlns:xs="http://www.w3.org/2001/XMLSchema" xmlns:p="http://schemas.microsoft.com/office/2006/metadata/properties" xmlns:ns2="0f03729d-1f1c-4b43-bedd-870f9fd028b5" xmlns:ns3="45c24c4d-4de2-4a11-996b-ad1b02b5a53f" targetNamespace="http://schemas.microsoft.com/office/2006/metadata/properties" ma:root="true" ma:fieldsID="ad93c050f1bea95ca108ddf053299f1d" ns2:_="" ns3:_="">
     <xsd:import namespace="0f03729d-1f1c-4b43-bedd-870f9fd028b5"/>
     <xsd:import namespace="45c24c4d-4de2-4a11-996b-ad1b02b5a53f"/>
     <xsd:element name="properties">
@@ -6339,24 +6331,7 @@
 </ct:contentTypeSchema>
 </file>
 
-<file path=customXml/item4.xml><?xml version="1.0" encoding="utf-8"?>
-<?mso-contentType ?>
-<FormTemplates xmlns="http://schemas.microsoft.com/sharepoint/v3/contenttype/forms">
-  <Display>DocumentLibraryForm</Display>
-  <Edit>DocumentLibraryForm</Edit>
-  <New>DocumentLibraryForm</New>
-</FormTemplates>
-</file>
-
 <file path=customXml/itemProps1.xml><?xml version="1.0" encoding="utf-8"?>
-<ds:datastoreItem xmlns:ds="http://schemas.openxmlformats.org/officeDocument/2006/customXml" ds:itemID="{1BE15992-DE6E-4260-8839-CBBFC1F6F114}">
-  <ds:schemaRefs>
-    <ds:schemaRef ds:uri="http://schemas.openxmlformats.org/officeDocument/2006/bibliography"/>
-  </ds:schemaRefs>
-</ds:datastoreItem>
-</file>
-
-<file path=customXml/itemProps2.xml><?xml version="1.0" encoding="utf-8"?>
 <ds:datastoreItem xmlns:ds="http://schemas.openxmlformats.org/officeDocument/2006/customXml" ds:itemID="{01D32D06-F04E-4A6B-AEC9-212F9D860DCF}">
   <ds:schemaRefs>
     <ds:schemaRef ds:uri="http://schemas.microsoft.com/office/2006/metadata/properties"/>
@@ -6367,14 +6342,22 @@
 </ds:datastoreItem>
 </file>
 
-<file path=customXml/itemProps3.xml><?xml version="1.0" encoding="utf-8"?>
-<ds:datastoreItem xmlns:ds="http://schemas.openxmlformats.org/officeDocument/2006/customXml" ds:itemID="{138A9C67-2941-4053-A688-68B7D8A95B45}"/>
+<file path=customXml/itemProps2.xml><?xml version="1.0" encoding="utf-8"?>
+<ds:datastoreItem xmlns:ds="http://schemas.openxmlformats.org/officeDocument/2006/customXml" ds:itemID="{1BE15992-DE6E-4260-8839-CBBFC1F6F114}">
+  <ds:schemaRefs>
+    <ds:schemaRef ds:uri="http://schemas.openxmlformats.org/officeDocument/2006/bibliography"/>
+  </ds:schemaRefs>
+</ds:datastoreItem>
 </file>
 
-<file path=customXml/itemProps4.xml><?xml version="1.0" encoding="utf-8"?>
+<file path=customXml/itemProps3.xml><?xml version="1.0" encoding="utf-8"?>
 <ds:datastoreItem xmlns:ds="http://schemas.openxmlformats.org/officeDocument/2006/customXml" ds:itemID="{A650E53B-778D-42B2-A29D-F52C9BEAE6A4}">
   <ds:schemaRefs>
     <ds:schemaRef ds:uri="http://schemas.microsoft.com/sharepoint/v3/contenttype/forms"/>
   </ds:schemaRefs>
 </ds:datastoreItem>
+</file>
+
+<file path=customXml/itemProps4.xml><?xml version="1.0" encoding="utf-8"?>
+<ds:datastoreItem xmlns:ds="http://schemas.openxmlformats.org/officeDocument/2006/customXml" ds:itemID="{EB32163E-FFEE-47C7-810A-52C7567B1640}"/>
 </file>